--- a/提交材料/05_系统运行说明与完整案例.docx
+++ b/提交材料/05_系统运行说明与完整案例.docx
@@ -193,7 +193,7 @@
         <w:keepNext/>
       </w:pPr>
       <w:r>
-        <w:t xml:space="preserve">案例题设</w:t>
+        <w:t xml:space="preserve">一、案例题设</w:t>
       </w:r>
     </w:p>
     <w:p>
@@ -206,7 +206,7 @@
         <w:pStyle w:val="BodyText"/>
       </w:pPr>
       <w:r>
-        <w:t xml:space="preserve">总装GA-12底盘合装工位中，TQ-17智能拧紧枪在14:18至14:26连续出现M12关键螺栓扭矩偏低。测量值为86.4N·m，工艺窗口为92-108N·m，影响VIN尾号8123-8125。角度补偿波动同步扩大，系统需要判断是否为单点异常、设备风险还是批次质量风险。</w:t>
+        <w:t xml:space="preserve">总装GA-12底盘合装工位中，TQ-17智能拧紧枪在14:18至14:26连续出现M12关键螺栓扭矩偏低。实测值为86.4N·m，工艺窗口为92-108N·m，影响VIN尾号8123-8125。同期角度补偿波动扩大，但车辆尚未全部下线，现场需要判断这是单点参数波动、设备状态问题，还是需要立即控线的质量风险。</w:t>
       </w:r>
     </w:p>
     <w:p>
@@ -220,109 +220,143 @@
         <w:keepNext/>
       </w:pPr>
       <w:r>
-        <w:t xml:space="preserve">数字员工处置过程</w:t>
-      </w:r>
-    </w:p>
-    <w:p>
-      <w:r>
-        <w:t xml:space="preserve"/>
-      </w:r>
-    </w:p>
-    <w:p>
-      <w:pPr>
-        <w:pStyle w:val="ListParagraph"/>
-        <w:numPr>
-          <w:ilvl w:val="0"/>
-          <w:numId w:val="2"/>
-        </w:numPr>
-      </w:pPr>
-      <w:r>
-        <w:t xml:space="preserve">主动捕捉：知质·灵巡从设备参数流中发现扭矩越界，并识别“连续3辆车、同一工位、同一点位”的重复模式。</w:t>
-      </w:r>
-    </w:p>
-    <w:p>
-      <w:r>
-        <w:t xml:space="preserve"/>
-      </w:r>
-    </w:p>
-    <w:p>
-      <w:pPr>
-        <w:pStyle w:val="ListParagraph"/>
-        <w:numPr>
-          <w:ilvl w:val="0"/>
-          <w:numId w:val="2"/>
-        </w:numPr>
-      </w:pPr>
-      <w:r>
-        <w:t xml:space="preserve">图谱定位：系统沿“总装一线-底盘合装工位-TQ-17-扭矩参数-预紧力风险-FMEA条目-历史案例C-009”路径检索。</w:t>
-      </w:r>
-    </w:p>
-    <w:p>
-      <w:r>
-        <w:t xml:space="preserve"/>
-      </w:r>
-    </w:p>
-    <w:p>
-      <w:pPr>
-        <w:pStyle w:val="ListParagraph"/>
-        <w:numPr>
-          <w:ilvl w:val="0"/>
-          <w:numId w:val="2"/>
-        </w:numPr>
-      </w:pPr>
-      <w:r>
-        <w:t xml:space="preserve">根因推断：GraphRAG返回设备校准、套筒磨损、角度补偿波动和历史处置记录。因果护栏排除后续工序对当前扭矩的反向影响，根因假设收敛为“套筒磨损叠加校准漂移”。</w:t>
-      </w:r>
-    </w:p>
-    <w:p>
-      <w:r>
-        <w:t xml:space="preserve"/>
-      </w:r>
-    </w:p>
-    <w:p>
-      <w:pPr>
-        <w:pStyle w:val="ListParagraph"/>
-        <w:numPr>
-          <w:ilvl w:val="0"/>
-          <w:numId w:val="2"/>
-        </w:numPr>
-      </w:pPr>
-      <w:r>
-        <w:t xml:space="preserve">风险分级：单次数值越界可进入P2，但关键安全连接件、连续车辆复现、历史案例匹配和影响车辆未完全放行共同触发P1。</w:t>
-      </w:r>
-    </w:p>
-    <w:p>
-      <w:r>
-        <w:t xml:space="preserve"/>
-      </w:r>
-    </w:p>
-    <w:p>
-      <w:pPr>
-        <w:pStyle w:val="ListParagraph"/>
-        <w:numPr>
-          <w:ilvl w:val="0"/>
-          <w:numId w:val="2"/>
-        </w:numPr>
-      </w:pPr>
-      <w:r>
-        <w:t xml:space="preserve">协同执行：系统写入飞书多维表格，生成三类任务：质量工程师隔离并复检车辆，设备工程师校准TQ-17并检查套筒，班组长切换备用拧紧枪并复核首件。</w:t>
-      </w:r>
-    </w:p>
-    <w:p>
-      <w:r>
-        <w:t xml:space="preserve"/>
-      </w:r>
-    </w:p>
-    <w:p>
-      <w:pPr>
-        <w:pStyle w:val="ListParagraph"/>
-        <w:numPr>
-          <w:ilvl w:val="0"/>
-          <w:numId w:val="2"/>
-        </w:numPr>
-      </w:pPr>
-      <w:r>
-        <w:t xml:space="preserve">关闭回写：当复检合格、设备校准完成、备用设备首件合格、责任人确认四项齐全后，事件关闭。系统把根因、处置、复检结果和阈值调整写回质量知识图谱。</w:t>
+        <w:t xml:space="preserve">二、数字员工处置过程</w:t>
+      </w:r>
+    </w:p>
+    <w:p>
+      <w:r>
+        <w:t xml:space="preserve"/>
+      </w:r>
+    </w:p>
+    <w:p>
+      <w:pPr>
+        <w:pStyle w:val="ListParagraph"/>
+        <w:numPr>
+          <w:ilvl w:val="0"/>
+          <w:numId w:val="2"/>
+        </w:numPr>
+      </w:pPr>
+      <w:r>
+        <w:t xml:space="preserve">主动捕捉：知质·灵巡从参数流中发现扭矩越界，并识别同一设备、同一工位、同一紧固点连续3辆车重复出现，优先级高于单点报警。</w:t>
+      </w:r>
+    </w:p>
+    <w:p>
+      <w:r>
+        <w:t xml:space="preserve"/>
+      </w:r>
+    </w:p>
+    <w:p>
+      <w:pPr>
+        <w:pStyle w:val="ListParagraph"/>
+        <w:numPr>
+          <w:ilvl w:val="0"/>
+          <w:numId w:val="2"/>
+        </w:numPr>
+      </w:pPr>
+      <w:r>
+        <w:t xml:space="preserve">影响圈定：系统读取MES过站和设备时间窗，锁定VIN尾号8123-8125，并向上一次合格校验后的车辆扩展核查，形成车辆级风险清单。</w:t>
+      </w:r>
+    </w:p>
+    <w:p>
+      <w:r>
+        <w:t xml:space="preserve"/>
+      </w:r>
+    </w:p>
+    <w:p>
+      <w:pPr>
+        <w:pStyle w:val="ListParagraph"/>
+        <w:numPr>
+          <w:ilvl w:val="0"/>
+          <w:numId w:val="2"/>
+        </w:numPr>
+      </w:pPr>
+      <w:r>
+        <w:t xml:space="preserve">图谱检索：系统沿“总装一线-底盘合装-TQ-17-拧紧参数-预紧力风险-FMEA条目-历史案例C-009”路径检索，获取套筒磨损、校准偏移、角度补偿波动和复检规范。</w:t>
+      </w:r>
+    </w:p>
+    <w:p>
+      <w:r>
+        <w:t xml:space="preserve"/>
+      </w:r>
+    </w:p>
+    <w:p>
+      <w:pPr>
+        <w:pStyle w:val="ListParagraph"/>
+        <w:numPr>
+          <w:ilvl w:val="0"/>
+          <w:numId w:val="2"/>
+        </w:numPr>
+      </w:pPr>
+      <w:r>
+        <w:t xml:space="preserve">根因推理：GraphRAG返回历史案例、维修记录和控制计划，因果护栏排除后续工序因素，根因假设收敛为“套筒磨损叠加设备校准漂移”。</w:t>
+      </w:r>
+    </w:p>
+    <w:p>
+      <w:r>
+        <w:t xml:space="preserve"/>
+      </w:r>
+    </w:p>
+    <w:p>
+      <w:pPr>
+        <w:pStyle w:val="ListParagraph"/>
+        <w:numPr>
+          <w:ilvl w:val="0"/>
+          <w:numId w:val="2"/>
+        </w:numPr>
+      </w:pPr>
+      <w:r>
+        <w:t xml:space="preserve">风险分级：如果只看单次数值越界，可归为P2；但该事件涉及关键安全连接件、连续车辆复现、角度补偿同步波动和历史案例匹配，因此升级为P1。</w:t>
+      </w:r>
+    </w:p>
+    <w:p>
+      <w:r>
+        <w:t xml:space="preserve"/>
+      </w:r>
+    </w:p>
+    <w:p>
+      <w:pPr>
+        <w:pStyle w:val="ListParagraph"/>
+        <w:numPr>
+          <w:ilvl w:val="0"/>
+          <w:numId w:val="2"/>
+        </w:numPr>
+      </w:pPr>
+      <w:r>
+        <w:t xml:space="preserve">协同执行：系统写入飞书多维表格，向总装质量群发送风险卡片，并生成质量工程师、设备工程师、班组长和质量知识管理员四类任务。</w:t>
+      </w:r>
+    </w:p>
+    <w:p>
+      <w:r>
+        <w:t xml:space="preserve"/>
+      </w:r>
+    </w:p>
+    <w:p>
+      <w:pPr>
+        <w:pStyle w:val="ListParagraph"/>
+        <w:numPr>
+          <w:ilvl w:val="0"/>
+          <w:numId w:val="2"/>
+        </w:numPr>
+      </w:pPr>
+      <w:r>
+        <w:t xml:space="preserve">关闭校验：复检合格、TQ-17校准完成、套筒更换完成、备用设备首件合格、质量负责人确认后，事件进入关闭状态。</w:t>
+      </w:r>
+    </w:p>
+    <w:p>
+      <w:r>
+        <w:t xml:space="preserve"/>
+      </w:r>
+    </w:p>
+    <w:p>
+      <w:pPr>
+        <w:pStyle w:val="ListParagraph"/>
+        <w:numPr>
+          <w:ilvl w:val="0"/>
+          <w:numId w:val="2"/>
+        </w:numPr>
+      </w:pPr>
+      <w:r>
+        <w:t xml:space="preserve">知识回写：系统把“扭矩偏低-角度补偿波动-套筒磨损/校准漂移-复检与校准措施”的关系写回知识图谱，并更新后续巡检规则。</w:t>
       </w:r>
     </w:p>
     <w:p>
@@ -336,7 +370,7 @@
         <w:keepNext/>
       </w:pPr>
       <w:r>
-        <w:t xml:space="preserve">输出结果</w:t>
+        <w:t xml:space="preserve">三、输出结果</w:t>
       </w:r>
     </w:p>
     <w:p>
@@ -370,7 +404,7 @@
         <w:t xml:space="preserve">影响范围：</w:t>
       </w:r>
       <w:r>
-        <w:t xml:space="preserve">VIN尾号8123-8125，向前核查至上一次设备合格校验后的5辆车</w:t>
+        <w:t xml:space="preserve">VIN尾号8123-8125，并核查上一次合格校验后的车辆</w:t>
       </w:r>
     </w:p>
     <w:p>
@@ -404,7 +438,7 @@
         <w:t xml:space="preserve">处置决策：</w:t>
       </w:r>
       <w:r>
-        <w:t xml:space="preserve">暂停该点位自动放行，隔离影响车辆，完成复检和设备处理后恢复</w:t>
+        <w:t xml:space="preserve">暂停该点位自动放行，隔离影响车辆，完成复检、设备处理和首件确认后恢复</w:t>
       </w:r>
     </w:p>
     <w:p>
@@ -421,7 +455,51 @@
         <w:t xml:space="preserve">证据链：</w:t>
       </w:r>
       <w:r>
-        <w:t xml:space="preserve">工艺窗口越界、同设备连续复现、角度补偿同步波动、历史案例C-009、FMEA条目FM-TQ-04</w:t>
+        <w:t xml:space="preserve">工艺窗口越界、同设备连续复现、角度补偿同步波动、历史案例C-009、FMEA条目、复检规范</w:t>
+      </w:r>
+    </w:p>
+    <w:p>
+      <w:r>
+        <w:t xml:space="preserve"/>
+      </w:r>
+    </w:p>
+    <w:p>
+      <w:r>
+        <w:rPr>
+          <w:b/>
+          <w:color w:val="1F4D78"/>
+        </w:rPr>
+        <w:t xml:space="preserve">飞书任务：</w:t>
+      </w:r>
+      <w:r>
+        <w:t xml:space="preserve">车辆隔离复检、TQ-17校准、套筒检查更换、备用设备首件确认、FMEA控制计划回写</w:t>
+      </w:r>
+    </w:p>
+    <w:p>
+      <w:r>
+        <w:t xml:space="preserve"/>
+      </w:r>
+    </w:p>
+    <w:p>
+      <w:pPr>
+        <w:pStyle w:val="Heading1"/>
+        <w:keepNext/>
+      </w:pPr>
+      <w:r>
+        <w:t xml:space="preserve">四、案例价值</w:t>
+      </w:r>
+    </w:p>
+    <w:p>
+      <w:r>
+        <w:t xml:space="preserve"/>
+      </w:r>
+    </w:p>
+    <w:p>
+      <w:pPr>
+        <w:pStyle w:val="BodyText"/>
+      </w:pPr>
+      <w:r>
+        <w:t xml:space="preserve">该案例体现数字员工与传统报警系统的差异。传统系统只能提示扭矩异常，知质·灵巡则能说明异常为什么严重、影响哪些车辆、证据来自哪里、谁需要处理、什么时候关闭、关闭后如何沉淀。它把质量管理从事后追溯推进到过程拦截。</w:t>
       </w:r>
     </w:p>
     <w:sectPr>

--- a/提交材料/05_系统运行说明与完整案例.docx
+++ b/提交材料/05_系统运行说明与完整案例.docx
@@ -231,13 +231,9 @@
     <w:p>
       <w:pPr>
         <w:pStyle w:val="ListParagraph"/>
-        <w:numPr>
-          <w:ilvl w:val="0"/>
-          <w:numId w:val="2"/>
-        </w:numPr>
-      </w:pPr>
-      <w:r>
-        <w:t xml:space="preserve">主动捕捉：知质·灵巡从参数流中发现扭矩越界，并识别同一设备、同一工位、同一紧固点连续3辆车重复出现，优先级高于单点报警。</w:t>
+      </w:pPr>
+      <w:r>
+        <w:t xml:space="preserve">1. 主动捕捉：知质·灵巡从参数流中发现扭矩越界，并识别同一设备、同一工位、同一紧固点连续3辆车重复出现，优先级高于单点报警。</w:t>
       </w:r>
     </w:p>
     <w:p>
@@ -248,13 +244,9 @@
     <w:p>
       <w:pPr>
         <w:pStyle w:val="ListParagraph"/>
-        <w:numPr>
-          <w:ilvl w:val="0"/>
-          <w:numId w:val="2"/>
-        </w:numPr>
-      </w:pPr>
-      <w:r>
-        <w:t xml:space="preserve">影响圈定：系统读取MES过站和设备时间窗，锁定VIN尾号8123-8125，并向上一次合格校验后的车辆扩展核查，形成车辆级风险清单。</w:t>
+      </w:pPr>
+      <w:r>
+        <w:t xml:space="preserve">2. 影响圈定：系统读取MES过站和设备时间窗，锁定VIN尾号8123-8125，并向上一次合格校验后的车辆扩展核查，形成车辆级风险清单。</w:t>
       </w:r>
     </w:p>
     <w:p>
@@ -265,13 +257,9 @@
     <w:p>
       <w:pPr>
         <w:pStyle w:val="ListParagraph"/>
-        <w:numPr>
-          <w:ilvl w:val="0"/>
-          <w:numId w:val="2"/>
-        </w:numPr>
-      </w:pPr>
-      <w:r>
-        <w:t xml:space="preserve">图谱检索：系统沿“总装一线-底盘合装-TQ-17-拧紧参数-预紧力风险-FMEA条目-历史案例C-009”路径检索，获取套筒磨损、校准偏移、角度补偿波动和复检规范。</w:t>
+      </w:pPr>
+      <w:r>
+        <w:t xml:space="preserve">3. 图谱检索：系统沿“总装一线-底盘合装-TQ-17-拧紧参数-预紧力风险-FMEA条目-历史案例C-009”路径检索，获取套筒磨损、校准偏移、角度补偿波动和复检规范。</w:t>
       </w:r>
     </w:p>
     <w:p>
@@ -282,13 +270,9 @@
     <w:p>
       <w:pPr>
         <w:pStyle w:val="ListParagraph"/>
-        <w:numPr>
-          <w:ilvl w:val="0"/>
-          <w:numId w:val="2"/>
-        </w:numPr>
-      </w:pPr>
-      <w:r>
-        <w:t xml:space="preserve">根因推理：GraphRAG返回历史案例、维修记录和控制计划，因果护栏排除后续工序因素，根因假设收敛为“套筒磨损叠加设备校准漂移”。</w:t>
+      </w:pPr>
+      <w:r>
+        <w:t xml:space="preserve">4. 根因推理：GraphRAG返回历史案例、维修记录和控制计划，因果护栏排除后续工序因素，根因假设收敛为“套筒磨损叠加设备校准漂移”。</w:t>
       </w:r>
     </w:p>
     <w:p>
@@ -299,13 +283,9 @@
     <w:p>
       <w:pPr>
         <w:pStyle w:val="ListParagraph"/>
-        <w:numPr>
-          <w:ilvl w:val="0"/>
-          <w:numId w:val="2"/>
-        </w:numPr>
-      </w:pPr>
-      <w:r>
-        <w:t xml:space="preserve">风险分级：如果只看单次数值越界，可归为P2；但该事件涉及关键安全连接件、连续车辆复现、角度补偿同步波动和历史案例匹配，因此升级为P1。</w:t>
+      </w:pPr>
+      <w:r>
+        <w:t xml:space="preserve">5. 风险分级：如果只看单次数值越界，可归为P2；但该事件涉及关键安全连接件、连续车辆复现、角度补偿同步波动和历史案例匹配，因此升级为P1。</w:t>
       </w:r>
     </w:p>
     <w:p>
@@ -316,13 +296,9 @@
     <w:p>
       <w:pPr>
         <w:pStyle w:val="ListParagraph"/>
-        <w:numPr>
-          <w:ilvl w:val="0"/>
-          <w:numId w:val="2"/>
-        </w:numPr>
-      </w:pPr>
-      <w:r>
-        <w:t xml:space="preserve">协同执行：系统写入飞书多维表格，向总装质量群发送风险卡片，并生成质量工程师、设备工程师、班组长和质量知识管理员四类任务。</w:t>
+      </w:pPr>
+      <w:r>
+        <w:t xml:space="preserve">6. 协同执行：系统写入飞书多维表格，向总装质量群发送风险卡片，并生成质量工程师、设备工程师、班组长和质量知识管理员四类任务。</w:t>
       </w:r>
     </w:p>
     <w:p>
@@ -333,13 +309,9 @@
     <w:p>
       <w:pPr>
         <w:pStyle w:val="ListParagraph"/>
-        <w:numPr>
-          <w:ilvl w:val="0"/>
-          <w:numId w:val="2"/>
-        </w:numPr>
-      </w:pPr>
-      <w:r>
-        <w:t xml:space="preserve">关闭校验：复检合格、TQ-17校准完成、套筒更换完成、备用设备首件合格、质量负责人确认后，事件进入关闭状态。</w:t>
+      </w:pPr>
+      <w:r>
+        <w:t xml:space="preserve">7. 关闭校验：复检合格、TQ-17校准完成、套筒更换完成、备用设备首件合格、质量负责人确认后，事件进入关闭状态。</w:t>
       </w:r>
     </w:p>
     <w:p>
@@ -350,13 +322,9 @@
     <w:p>
       <w:pPr>
         <w:pStyle w:val="ListParagraph"/>
-        <w:numPr>
-          <w:ilvl w:val="0"/>
-          <w:numId w:val="2"/>
-        </w:numPr>
-      </w:pPr>
-      <w:r>
-        <w:t xml:space="preserve">知识回写：系统把“扭矩偏低-角度补偿波动-套筒磨损/校准漂移-复检与校准措施”的关系写回知识图谱，并更新后续巡检规则。</w:t>
+      </w:pPr>
+      <w:r>
+        <w:t xml:space="preserve">8. 知识回写：系统把“扭矩偏低-角度补偿波动-套筒磨损/校准漂移-复检与校准措施”的关系写回知识图谱，并更新后续巡检规则。</w:t>
       </w:r>
     </w:p>
     <w:p>
@@ -382,7 +350,7 @@
       <w:r>
         <w:rPr>
           <w:b/>
-          <w:color w:val="1F4D78"/>
+          <w:color w:val="9E1B32"/>
         </w:rPr>
         <w:t xml:space="preserve">风险等级：</w:t>
       </w:r>
@@ -399,7 +367,7 @@
       <w:r>
         <w:rPr>
           <w:b/>
-          <w:color w:val="1F4D78"/>
+          <w:color w:val="9E1B32"/>
         </w:rPr>
         <w:t xml:space="preserve">影响范围：</w:t>
       </w:r>
@@ -416,7 +384,7 @@
       <w:r>
         <w:rPr>
           <w:b/>
-          <w:color w:val="1F4D78"/>
+          <w:color w:val="9E1B32"/>
         </w:rPr>
         <w:t xml:space="preserve">根因假设：</w:t>
       </w:r>
@@ -433,7 +401,7 @@
       <w:r>
         <w:rPr>
           <w:b/>
-          <w:color w:val="1F4D78"/>
+          <w:color w:val="9E1B32"/>
         </w:rPr>
         <w:t xml:space="preserve">处置决策：</w:t>
       </w:r>
@@ -450,7 +418,7 @@
       <w:r>
         <w:rPr>
           <w:b/>
-          <w:color w:val="1F4D78"/>
+          <w:color w:val="9E1B32"/>
         </w:rPr>
         <w:t xml:space="preserve">证据链：</w:t>
       </w:r>
@@ -467,7 +435,7 @@
       <w:r>
         <w:rPr>
           <w:b/>
-          <w:color w:val="1F4D78"/>
+          <w:color w:val="9E1B32"/>
         </w:rPr>
         <w:t xml:space="preserve">飞书任务：</w:t>
       </w:r>
@@ -500,6 +468,353 @@
       </w:pPr>
       <w:r>
         <w:t xml:space="preserve">该案例体现数字员工与传统报警系统的差异。传统系统只能提示扭矩异常，知质·灵巡则能说明异常为什么严重、影响哪些车辆、证据来自哪里、谁需要处理、什么时候关闭、关闭后如何沉淀。它把质量管理从事后追溯推进到过程拦截。</w:t>
+      </w:r>
+    </w:p>
+    <w:p>
+      <w:r>
+        <w:t xml:space="preserve"/>
+      </w:r>
+    </w:p>
+    <w:p>
+      <w:pPr>
+        <w:pStyle w:val="Heading1"/>
+        <w:keepNext/>
+      </w:pPr>
+      <w:r>
+        <w:t xml:space="preserve">五、端到端系统执行记录</w:t>
+      </w:r>
+    </w:p>
+    <w:p>
+      <w:r>
+        <w:t xml:space="preserve"/>
+      </w:r>
+    </w:p>
+    <w:p>
+      <w:pPr>
+        <w:pStyle w:val="BodyText"/>
+      </w:pPr>
+      <w:r>
+        <w:t xml:space="preserve">该案例已完成四类系统对象贯通。在线Base“赛力斯质量风险事件闭环”保存事件ID、风险等级、设备、工位、异常参数、影响范围、根因假设、证据链、处置方案、责任任务和Aily指令等13个字段。飞书任务v2以`CASE-TQ-20260719-01-quality-owner`为幂等键创建任务，GUID为`f10d51e5-cc8e-4c71-9441-cd29a77feacf`。复盘文档`PjludNq8foBhkrxV8VQccsldneb`写入事件摘要、四条证据、根因假设、处置方案和关闭检查项，并嵌入真实任务块。互动工作台显示同一事件的趋势、图谱路径、任务状态和关闭门。</w:t>
+      </w:r>
+    </w:p>
+    <w:p>
+      <w:r>
+        <w:t xml:space="preserve"/>
+      </w:r>
+    </w:p>
+    <w:p>
+      <w:pPr>
+        <w:pStyle w:val="Heading1"/>
+        <w:keepNext/>
+      </w:pPr>
+      <w:r>
+        <w:t xml:space="preserve">六、异常分支与恢复</w:t>
+      </w:r>
+    </w:p>
+    <w:p>
+      <w:r>
+        <w:t xml:space="preserve"/>
+      </w:r>
+    </w:p>
+    <w:p>
+      <w:pPr>
+        <w:pStyle w:val="BodyText"/>
+      </w:pPr>
+      <w:r>
+        <w:t xml:space="preserve">如果MES过站数据缺失，系统不输出确定影响VIN，只给出待核查时间窗并停止自动派单。如果设备参数时间戳与MES时钟偏差超过阈值，系统标记数据不可比并请求校时。如果复检结果与根因假设冲突，事件不关闭，原假设降权并重新检索零件批次、工具状态和工位节拍等替代路径。如果飞书接口超时，事件包保存在本地待同步队列，恢复后使用相同幂等键重试，避免重复任务。</w:t>
+      </w:r>
+    </w:p>
+    <w:p>
+      <w:r>
+        <w:t xml:space="preserve"/>
+      </w:r>
+    </w:p>
+    <w:p>
+      <w:pPr>
+        <w:pStyle w:val="Heading1"/>
+        <w:keepNext/>
+      </w:pPr>
+      <w:r>
+        <w:t xml:space="preserve">七、案例验收点</w:t>
+      </w:r>
+    </w:p>
+    <w:p>
+      <w:r>
+        <w:t xml:space="preserve"/>
+      </w:r>
+    </w:p>
+    <w:tbl>
+      <w:tblPr>
+        <w:tblStyle w:val="TableGrid"/>
+        <w:tblW w:w="9360" w:type="dxa"/>
+        <w:tblInd w:w="120" w:type="dxa"/>
+        <w:tblLayout w:type="fixed"/>
+        <w:tblBorders>
+          <w:top w:val="single" w:sz="4" w:color="D9E0EA"/>
+          <w:left w:val="single" w:sz="4" w:color="D9E0EA"/>
+          <w:bottom w:val="single" w:sz="4" w:color="D9E0EA"/>
+          <w:right w:val="single" w:sz="4" w:color="D9E0EA"/>
+          <w:insideH w:val="single" w:sz="4" w:color="D9E0EA"/>
+          <w:insideV w:val="single" w:sz="4" w:color="D9E0EA"/>
+        </w:tblBorders>
+      </w:tblPr>
+      <w:tblGrid>
+        <w:gridCol w:w="4680"/>
+        <w:gridCol w:w="4680"/>
+      </w:tblGrid>
+      <w:tr>
+        <w:tc>
+          <w:tcPr>
+            <w:tcW w:w="4680" w:type="dxa"/>
+            <w:shd w:fill="F2F4F7"/>
+            <w:tcMar>
+              <w:top w:w="100" w:type="dxa"/>
+              <w:bottom w:w="100" w:type="dxa"/>
+              <w:start w:w="140" w:type="dxa"/>
+              <w:end w:w="140" w:type="dxa"/>
+            </w:tcMar>
+          </w:tcPr>
+          <w:p>
+            <w:r>
+              <w:rPr>
+                <w:b/>
+              </w:rPr>
+              <w:t xml:space="preserve">验收项</w:t>
+            </w:r>
+          </w:p>
+        </w:tc>
+        <w:tc>
+          <w:tcPr>
+            <w:tcW w:w="4680" w:type="dxa"/>
+            <w:shd w:fill="F2F4F7"/>
+            <w:tcMar>
+              <w:top w:w="100" w:type="dxa"/>
+              <w:bottom w:w="100" w:type="dxa"/>
+              <w:start w:w="140" w:type="dxa"/>
+              <w:end w:w="140" w:type="dxa"/>
+            </w:tcMar>
+          </w:tcPr>
+          <w:p>
+            <w:r>
+              <w:rPr>
+                <w:b/>
+              </w:rPr>
+              <w:t xml:space="preserve">通过条件</w:t>
+            </w:r>
+          </w:p>
+        </w:tc>
+      </w:tr>
+      <w:tr>
+        <w:tc>
+          <w:tcPr>
+            <w:tcW w:w="4680" w:type="dxa"/>
+            <w:tcMar>
+              <w:top w:w="100" w:type="dxa"/>
+              <w:bottom w:w="100" w:type="dxa"/>
+              <w:start w:w="140" w:type="dxa"/>
+              <w:end w:w="140" w:type="dxa"/>
+            </w:tcMar>
+          </w:tcPr>
+          <w:p>
+            <w:r>
+              <w:t xml:space="preserve">主动触发</w:t>
+            </w:r>
+          </w:p>
+        </w:tc>
+        <w:tc>
+          <w:tcPr>
+            <w:tcW w:w="4680" w:type="dxa"/>
+            <w:tcMar>
+              <w:top w:w="100" w:type="dxa"/>
+              <w:bottom w:w="100" w:type="dxa"/>
+              <w:start w:w="140" w:type="dxa"/>
+              <w:end w:w="140" w:type="dxa"/>
+            </w:tcMar>
+          </w:tcPr>
+          <w:p>
+            <w:r>
+              <w:t xml:space="preserve">无需人员提问即可从连续越界生成风险线程</w:t>
+            </w:r>
+          </w:p>
+        </w:tc>
+      </w:tr>
+      <w:tr>
+        <w:tc>
+          <w:tcPr>
+            <w:tcW w:w="4680" w:type="dxa"/>
+            <w:tcMar>
+              <w:top w:w="100" w:type="dxa"/>
+              <w:bottom w:w="100" w:type="dxa"/>
+              <w:start w:w="140" w:type="dxa"/>
+              <w:end w:w="140" w:type="dxa"/>
+            </w:tcMar>
+          </w:tcPr>
+          <w:p>
+            <w:r>
+              <w:t xml:space="preserve">影响圈定</w:t>
+            </w:r>
+          </w:p>
+        </w:tc>
+        <w:tc>
+          <w:tcPr>
+            <w:tcW w:w="4680" w:type="dxa"/>
+            <w:tcMar>
+              <w:top w:w="100" w:type="dxa"/>
+              <w:bottom w:w="100" w:type="dxa"/>
+              <w:start w:w="140" w:type="dxa"/>
+              <w:end w:w="140" w:type="dxa"/>
+            </w:tcMar>
+          </w:tcPr>
+          <w:p>
+            <w:r>
+              <w:t xml:space="preserve">VIN8123-8125与设备、工位、时间窗形成可解释关系</w:t>
+            </w:r>
+          </w:p>
+        </w:tc>
+      </w:tr>
+      <w:tr>
+        <w:tc>
+          <w:tcPr>
+            <w:tcW w:w="4680" w:type="dxa"/>
+            <w:tcMar>
+              <w:top w:w="100" w:type="dxa"/>
+              <w:bottom w:w="100" w:type="dxa"/>
+              <w:start w:w="140" w:type="dxa"/>
+              <w:end w:w="140" w:type="dxa"/>
+            </w:tcMar>
+          </w:tcPr>
+          <w:p>
+            <w:r>
+              <w:t xml:space="preserve">证据解释</w:t>
+            </w:r>
+          </w:p>
+        </w:tc>
+        <w:tc>
+          <w:tcPr>
+            <w:tcW w:w="4680" w:type="dxa"/>
+            <w:tcMar>
+              <w:top w:w="100" w:type="dxa"/>
+              <w:bottom w:w="100" w:type="dxa"/>
+              <w:start w:w="140" w:type="dxa"/>
+              <w:end w:w="140" w:type="dxa"/>
+            </w:tcMar>
+          </w:tcPr>
+          <w:p>
+            <w:r>
+              <w:t xml:space="preserve">每个根因结论至少包含数据、时空、历史知识三类证据</w:t>
+            </w:r>
+          </w:p>
+        </w:tc>
+      </w:tr>
+      <w:tr>
+        <w:tc>
+          <w:tcPr>
+            <w:tcW w:w="4680" w:type="dxa"/>
+            <w:tcMar>
+              <w:top w:w="100" w:type="dxa"/>
+              <w:bottom w:w="100" w:type="dxa"/>
+              <w:start w:w="140" w:type="dxa"/>
+              <w:end w:w="140" w:type="dxa"/>
+            </w:tcMar>
+          </w:tcPr>
+          <w:p>
+            <w:r>
+              <w:t xml:space="preserve">协同执行</w:t>
+            </w:r>
+          </w:p>
+        </w:tc>
+        <w:tc>
+          <w:tcPr>
+            <w:tcW w:w="4680" w:type="dxa"/>
+            <w:tcMar>
+              <w:top w:w="100" w:type="dxa"/>
+              <w:bottom w:w="100" w:type="dxa"/>
+              <w:start w:w="140" w:type="dxa"/>
+              <w:end w:w="140" w:type="dxa"/>
+            </w:tcMar>
+          </w:tcPr>
+          <w:p>
+            <w:r>
+              <w:t xml:space="preserve">Base、任务和复盘文档共享事件ID或幂等键</w:t>
+            </w:r>
+          </w:p>
+        </w:tc>
+      </w:tr>
+      <w:tr>
+        <w:tc>
+          <w:tcPr>
+            <w:tcW w:w="4680" w:type="dxa"/>
+            <w:tcMar>
+              <w:top w:w="100" w:type="dxa"/>
+              <w:bottom w:w="100" w:type="dxa"/>
+              <w:start w:w="140" w:type="dxa"/>
+              <w:end w:w="140" w:type="dxa"/>
+            </w:tcMar>
+          </w:tcPr>
+          <w:p>
+            <w:r>
+              <w:t xml:space="preserve">人工安全门</w:t>
+            </w:r>
+          </w:p>
+        </w:tc>
+        <w:tc>
+          <w:tcPr>
+            <w:tcW w:w="4680" w:type="dxa"/>
+            <w:tcMar>
+              <w:top w:w="100" w:type="dxa"/>
+              <w:bottom w:w="100" w:type="dxa"/>
+              <w:start w:w="140" w:type="dxa"/>
+              <w:end w:w="140" w:type="dxa"/>
+            </w:tcMar>
+          </w:tcPr>
+          <w:p>
+            <w:r>
+              <w:t xml:space="preserve">未确认时“验证并关闭”不可用</w:t>
+            </w:r>
+          </w:p>
+        </w:tc>
+      </w:tr>
+      <w:tr>
+        <w:tc>
+          <w:tcPr>
+            <w:tcW w:w="4680" w:type="dxa"/>
+            <w:tcMar>
+              <w:top w:w="100" w:type="dxa"/>
+              <w:bottom w:w="100" w:type="dxa"/>
+              <w:start w:w="140" w:type="dxa"/>
+              <w:end w:w="140" w:type="dxa"/>
+            </w:tcMar>
+          </w:tcPr>
+          <w:p>
+            <w:r>
+              <w:t xml:space="preserve">知识回写</w:t>
+            </w:r>
+          </w:p>
+        </w:tc>
+        <w:tc>
+          <w:tcPr>
+            <w:tcW w:w="4680" w:type="dxa"/>
+            <w:tcMar>
+              <w:top w:w="100" w:type="dxa"/>
+              <w:bottom w:w="100" w:type="dxa"/>
+              <w:start w:w="140" w:type="dxa"/>
+              <w:end w:w="140" w:type="dxa"/>
+            </w:tcMar>
+          </w:tcPr>
+          <w:p>
+            <w:r>
+              <w:t xml:space="preserve">关闭后沉淀设备—症状—根因—措施关系及适用边界</w:t>
+            </w:r>
+          </w:p>
+        </w:tc>
+      </w:tr>
+    </w:tbl>
+    <w:p>
+      <w:pPr>
+        <w:pStyle w:val="SmallSpace"/>
+      </w:pPr>
+      <w:r>
+        <w:t xml:space="preserve"/>
       </w:r>
     </w:p>
     <w:sectPr>
@@ -573,7 +888,7 @@
       <w:b/>
       <w:sz w:val="36"/>
       <w:szCs w:val="36"/>
-      <w:color w:val="0B2545"/>
+      <w:color w:val="171C22"/>
     </w:rPr>
   </w:style>
   <w:style w:type="paragraph" w:styleId="Subtitle">
@@ -599,7 +914,7 @@
       <w:b/>
       <w:sz w:val="32"/>
       <w:szCs w:val="32"/>
-      <w:color w:val="2E74B5"/>
+      <w:color w:val="9E1B32"/>
     </w:rPr>
   </w:style>
   <w:style w:type="paragraph" w:styleId="Heading2">
@@ -613,7 +928,7 @@
       <w:b/>
       <w:sz w:val="26"/>
       <w:szCs w:val="26"/>
-      <w:color w:val="2E74B5"/>
+      <w:color w:val="34424F"/>
     </w:rPr>
   </w:style>
   <w:style w:type="paragraph" w:styleId="BodyText">

--- a/提交材料/05_系统运行说明与完整案例.docx
+++ b/提交材料/05_系统运行说明与完整案例.docx
@@ -272,7 +272,7 @@
         <w:pStyle w:val="ListParagraph"/>
       </w:pPr>
       <w:r>
-        <w:t xml:space="preserve">4. 根因推理：GraphRAG返回历史案例、维修记录和控制计划，因果护栏排除后续工序因素，根因假设收敛为“套筒磨损叠加设备校准漂移”。</w:t>
+        <w:t xml:space="preserve">4. 根因推理：EWMA在14:08先识别均值弱漂移，CUSUM、连续VIN和FMEA关系于14:16形成4/4共识，比下游路试或抽检理论显性点前置22分钟。GraphRAG返回Top-3假设：套筒磨损叠加校准漂移86%、螺纹摩擦系数异常57%、配方错配34%。Top-1仍绑定“更换套筒并用标准件复校”的反证动作，不作为未经验证的事实。</w:t>
       </w:r>
     </w:p>
     <w:p>
@@ -311,7 +311,7 @@
         <w:pStyle w:val="ListParagraph"/>
       </w:pPr>
       <w:r>
-        <w:t xml:space="preserve">7. 关闭校验：复检合格、TQ-17校准完成、套筒更换完成、备用设备首件合格、质量负责人确认后，事件进入关闭状态。</w:t>
+        <w:t xml:space="preserve">7. 关闭校验：源数据完整、影响范围锁定、物理复检通过、质量负责人确认、任务与知识回写五项全部通过后，事件进入关闭状态。P1任何一项缺失均不得放行。</w:t>
       </w:r>
     </w:p>
     <w:p>
@@ -946,6 +946,20 @@
       <w:spacing w:after="120" w:line="280" w:lineRule="auto"/>
     </w:pPr>
   </w:style>
+  <w:style w:type="paragraph" w:styleId="ReferenceList">
+    <w:name w:val="Reference List"/>
+    <w:basedOn w:val="Normal"/>
+    <w:pPr>
+      <w:ind w:left="360" w:hanging="240"/>
+      <w:spacing w:after="50" w:line="220" w:lineRule="auto"/>
+    </w:pPr>
+    <w:rPr>
+      <w:rFonts w:ascii="Calibri" w:eastAsia="Microsoft YaHei" w:hAnsi="Calibri"/>
+      <w:sz w:val="18"/>
+      <w:szCs w:val="18"/>
+      <w:color w:val="172033"/>
+    </w:rPr>
+  </w:style>
   <w:style w:type="paragraph" w:styleId="SmallSpace">
     <w:name w:val="Small Space"/>
     <w:pPr>

--- a/提交材料/05_系统运行说明与完整案例.docx
+++ b/提交材料/05_系统运行说明与完整案例.docx
@@ -1,6 +1,6 @@
 
 <file path=word/document.xml><?xml version="1.0" encoding="utf-8"?>
-<w:document xmlns:w="http://schemas.openxmlformats.org/wordprocessingml/2006/main">
+<w:document xmlns:w="http://schemas.openxmlformats.org/wordprocessingml/2006/main" xmlns:r="http://schemas.openxmlformats.org/officeDocument/2006/relationships" xmlns:wp="http://schemas.openxmlformats.org/drawingml/2006/wordprocessingDrawing" xmlns:a="http://schemas.openxmlformats.org/drawingml/2006/main" xmlns:pic="http://schemas.openxmlformats.org/drawingml/2006/picture">
   <w:body>
     <w:p>
       <w:pPr>
@@ -298,7 +298,7 @@
         <w:pStyle w:val="ListParagraph"/>
       </w:pPr>
       <w:r>
-        <w:t xml:space="preserve">6. 协同执行：系统写入飞书多维表格，向总装质量群发送风险卡片，并生成质量工程师、设备工程师、班组长和质量知识管理员四类任务。</w:t>
+        <w:t xml:space="preserve">6. 反事实验证：执行“更换套筒+标准件复校”，提交标准件扭矩、角度残差、量具校准状态和检测岗位签署。实测99.1N·m且残差回到基线后，Top-3由86%/57%/34%更新为93%/31%/14%；该结果增强设备侧原因，但不能代替影响VIN复检。</w:t>
       </w:r>
     </w:p>
     <w:p>
@@ -311,7 +311,7 @@
         <w:pStyle w:val="ListParagraph"/>
       </w:pPr>
       <w:r>
-        <w:t xml:space="preserve">7. 关闭校验：源数据完整、影响范围锁定、物理复检通过、质量负责人确认、任务与知识回写五项全部通过后，事件进入关闭状态。P1任何一项缺失均不得放行。</w:t>
+        <w:t xml:space="preserve">7. 协同执行：系统写入飞书多维表格，生成质量工程师、检测人员、设备工程师、班组长和质量知识管理员任务；质量工程师确认风险受理，检测人员签署实测，质量负责人审核关闭依据。</w:t>
       </w:r>
     </w:p>
     <w:p>
@@ -324,7 +324,20 @@
         <w:pStyle w:val="ListParagraph"/>
       </w:pPr>
       <w:r>
-        <w:t xml:space="preserve">8. 知识回写：系统把“扭矩偏低-角度补偿波动-套筒磨损/校准漂移-复检与校准措施”的关系写回知识图谱，并更新后续巡检规则。</w:t>
+        <w:t xml:space="preserve">8. 关闭校验：影响范围锁定、物理复检通过、质量负责人确认、责任任务完成、任务与知识回写五项全部通过后，事件进入关闭状态。P1任何一项缺失均不得放行。</w:t>
+      </w:r>
+    </w:p>
+    <w:p>
+      <w:r>
+        <w:t xml:space="preserve"/>
+      </w:r>
+    </w:p>
+    <w:p>
+      <w:pPr>
+        <w:pStyle w:val="ListParagraph"/>
+      </w:pPr>
+      <w:r>
+        <w:t xml:space="preserve">9. 知识回写：系统生成“扭矩偏低-角度补偿波动-套筒磨损/校准漂移-复检与校准措施”的PFMEA和控制计划变更草案，由授权岗位审核后发布。</w:t>
       </w:r>
     </w:p>
     <w:p>
@@ -770,6 +783,108 @@
           <w:p>
             <w:r>
               <w:t xml:space="preserve">未确认时“验证并关闭”不可用</w:t>
+            </w:r>
+          </w:p>
+        </w:tc>
+      </w:tr>
+      <w:tr>
+        <w:tc>
+          <w:tcPr>
+            <w:tcW w:w="4680" w:type="dxa"/>
+            <w:tcMar>
+              <w:top w:w="100" w:type="dxa"/>
+              <w:bottom w:w="100" w:type="dxa"/>
+              <w:start w:w="140" w:type="dxa"/>
+              <w:end w:w="140" w:type="dxa"/>
+            </w:tcMar>
+          </w:tcPr>
+          <w:p>
+            <w:r>
+              <w:t xml:space="preserve">反事实证据</w:t>
+            </w:r>
+          </w:p>
+        </w:tc>
+        <w:tc>
+          <w:tcPr>
+            <w:tcW w:w="4680" w:type="dxa"/>
+            <w:tcMar>
+              <w:top w:w="100" w:type="dxa"/>
+              <w:bottom w:w="100" w:type="dxa"/>
+              <w:start w:w="140" w:type="dxa"/>
+              <w:end w:w="140" w:type="dxa"/>
+            </w:tcMar>
+          </w:tcPr>
+          <w:p>
+            <w:r>
+              <w:t xml:space="preserve">选择动作后仍须提交实测、准则和检测签署；验收前不得关闭</w:t>
+            </w:r>
+          </w:p>
+        </w:tc>
+      </w:tr>
+      <w:tr>
+        <w:tc>
+          <w:tcPr>
+            <w:tcW w:w="4680" w:type="dxa"/>
+            <w:tcMar>
+              <w:top w:w="100" w:type="dxa"/>
+              <w:bottom w:w="100" w:type="dxa"/>
+              <w:start w:w="140" w:type="dxa"/>
+              <w:end w:w="140" w:type="dxa"/>
+            </w:tcMar>
+          </w:tcPr>
+          <w:p>
+            <w:r>
+              <w:t xml:space="preserve">权限策略</w:t>
+            </w:r>
+          </w:p>
+        </w:tc>
+        <w:tc>
+          <w:tcPr>
+            <w:tcW w:w="4680" w:type="dxa"/>
+            <w:tcMar>
+              <w:top w:w="100" w:type="dxa"/>
+              <w:bottom w:w="100" w:type="dxa"/>
+              <w:start w:w="140" w:type="dxa"/>
+              <w:end w:w="140" w:type="dxa"/>
+            </w:tcMar>
+          </w:tcPr>
+          <w:p>
+            <w:r>
+              <w:t xml:space="preserve">L0影子模式、数据过期和图谱失效均能阻断相应动作</w:t>
+            </w:r>
+          </w:p>
+        </w:tc>
+      </w:tr>
+      <w:tr>
+        <w:tc>
+          <w:tcPr>
+            <w:tcW w:w="4680" w:type="dxa"/>
+            <w:tcMar>
+              <w:top w:w="100" w:type="dxa"/>
+              <w:bottom w:w="100" w:type="dxa"/>
+              <w:start w:w="140" w:type="dxa"/>
+              <w:end w:w="140" w:type="dxa"/>
+            </w:tcMar>
+          </w:tcPr>
+          <w:p>
+            <w:r>
+              <w:t xml:space="preserve">故障恢复</w:t>
+            </w:r>
+          </w:p>
+        </w:tc>
+        <w:tc>
+          <w:tcPr>
+            <w:tcW w:w="4680" w:type="dxa"/>
+            <w:tcMar>
+              <w:top w:w="100" w:type="dxa"/>
+              <w:bottom w:w="100" w:type="dxa"/>
+              <w:start w:w="140" w:type="dxa"/>
+              <w:end w:w="140" w:type="dxa"/>
+            </w:tcMar>
+          </w:tcPr>
+          <w:p>
+            <w:r>
+              <w:t xml:space="preserve">飞书中断进入Outbox，恢复后按同一幂等键补偿且不重复建单</w:t>
             </w:r>
           </w:p>
         </w:tc>

--- a/提交材料/05_系统运行说明与完整案例.docx
+++ b/提交材料/05_系统运行说明与完整案例.docx
@@ -272,7 +272,7 @@
         <w:pStyle w:val="ListParagraph"/>
       </w:pPr>
       <w:r>
-        <w:t xml:space="preserve">4. 根因推理：EWMA在14:08先识别均值弱漂移，CUSUM、连续VIN和FMEA关系于14:16形成4/4共识，比下游路试或抽检理论显性点前置22分钟。GraphRAG返回Top-3假设：套筒磨损叠加校准漂移86%、螺纹摩擦系数异常57%、配方错配34%。Top-1仍绑定“更换套筒并用标准件复校”的反证动作，不作为未经验证的事实。</w:t>
+        <w:t xml:space="preserve">4. 根因推理：EWMA在14:08先识别均值弱漂移，CUSUM、连续VIN和FMEA关系于14:16形成4/4共识，比下游路试或抽检理论显性点前置22分钟。关系图机制原型沿事件—工位—设备—参数—质量特性—历史案例路径输出来源轨迹，再形成Top-3假设。H1/H2/H3为稳定身份，Rank表示当前排序，Top-1仍绑定反证动作，不作为未经验证的事实。</w:t>
       </w:r>
     </w:p>
     <w:p>
@@ -298,7 +298,7 @@
         <w:pStyle w:val="ListParagraph"/>
       </w:pPr>
       <w:r>
-        <w:t xml:space="preserve">6. 反事实验证：执行“更换套筒+标准件复校”，提交标准件扭矩、角度残差、量具校准状态和检测岗位签署。实测99.1N·m且残差回到基线后，Top-3由86%/57%/34%更新为93%/31%/14%；该结果增强设备侧原因，但不能代替影响VIN复检。</w:t>
+        <w:t xml:space="preserve">6. 反事实验证：执行“更换套筒+标准件复校”，在脱敏签署流程中提交标准件扭矩、角度残差、量具校准状态和仿真岗位。实测99.1N·m且残差回到基线后，Top-3由86%/57%/34%更新为93%/31%/14%；该结果增强设备侧原因，但不能代替生产身份回读和影响VIN复检。</w:t>
       </w:r>
     </w:p>
     <w:p>
@@ -324,7 +324,7 @@
         <w:pStyle w:val="ListParagraph"/>
       </w:pPr>
       <w:r>
-        <w:t xml:space="preserve">8. 关闭校验：影响范围锁定、物理复检通过、质量负责人确认、责任任务完成、任务与知识回写五项全部通过后，事件进入关闭状态。P1任何一项缺失均不得放行。</w:t>
+        <w:t xml:space="preserve">8. 关闭校验：源数据完整、影响范围锁定、物理复检通过、质量负责人确认、任务与知识回写五项分别保存证据状态。用户先执行“验收任务与回写”，关闭动作只读取状态，不会把未完成项反向置为通过。P1任何一项缺失均不得关闭。</w:t>
       </w:r>
     </w:p>
     <w:p>
@@ -507,7 +507,7 @@
         <w:pStyle w:val="BodyText"/>
       </w:pPr>
       <w:r>
-        <w:t xml:space="preserve">该案例已完成四类系统对象贯通。在线Base“赛力斯质量风险事件闭环”保存事件ID、风险等级、设备、工位、异常参数、影响范围、根因假设、证据链、处置方案、责任任务和Aily指令等13个字段。飞书任务v2以`CASE-TQ-20260719-01-quality-owner`为幂等键创建任务，GUID为`f10d51e5-cc8e-4c71-9441-cd29a77feacf`。复盘文档`PjludNq8foBhkrxV8VQccsldneb`写入事件摘要、四条证据、根因假设、处置方案和关闭检查项，并嵌入真实任务块。互动工作台显示同一事件的趋势、图谱路径、任务状态和关闭门。</w:t>
+        <w:t xml:space="preserve">在线Base“赛力斯质量风险事件闭环”已完成13字段记录写入与回读。飞书任务GUID `f10d51e5-cc8e-4c71-9441-cd29a77feacf`和复盘文档`PjludNq8foBhkrxV8VQccsldneb`作为同一事件的对象样例保留。工作台将生产闭环拆为事件台账、处置任务、复检记录、设备维修、原生审批和复盘知识六对象；企业角色映射、审批实例和事件消费者完成后才能视为生产自动编排。</w:t>
       </w:r>
     </w:p>
     <w:p>
@@ -732,23 +732,23 @@
           </w:tcPr>
           <w:p>
             <w:r>
-              <w:t xml:space="preserve">协同执行</w:t>
-            </w:r>
-          </w:p>
-        </w:tc>
-        <w:tc>
-          <w:tcPr>
-            <w:tcW w:w="4680" w:type="dxa"/>
-            <w:tcMar>
-              <w:top w:w="100" w:type="dxa"/>
-              <w:bottom w:w="100" w:type="dxa"/>
-              <w:start w:w="140" w:type="dxa"/>
-              <w:end w:w="140" w:type="dxa"/>
-            </w:tcMar>
-          </w:tcPr>
-          <w:p>
-            <w:r>
-              <w:t xml:space="preserve">Base、任务和复盘文档共享事件ID或幂等键</w:t>
+              <w:t xml:space="preserve">反事实证据</w:t>
+            </w:r>
+          </w:p>
+        </w:tc>
+        <w:tc>
+          <w:tcPr>
+            <w:tcW w:w="4680" w:type="dxa"/>
+            <w:tcMar>
+              <w:top w:w="100" w:type="dxa"/>
+              <w:bottom w:w="100" w:type="dxa"/>
+              <w:start w:w="140" w:type="dxa"/>
+              <w:end w:w="140" w:type="dxa"/>
+            </w:tcMar>
+          </w:tcPr>
+          <w:p>
+            <w:r>
+              <w:t xml:space="preserve">动作、实测、准则和脱敏签署流程齐全后才更新后验</w:t>
             </w:r>
           </w:p>
         </w:tc>
@@ -766,159 +766,23 @@
           </w:tcPr>
           <w:p>
             <w:r>
-              <w:t xml:space="preserve">人工安全门</w:t>
-            </w:r>
-          </w:p>
-        </w:tc>
-        <w:tc>
-          <w:tcPr>
-            <w:tcW w:w="4680" w:type="dxa"/>
-            <w:tcMar>
-              <w:top w:w="100" w:type="dxa"/>
-              <w:bottom w:w="100" w:type="dxa"/>
-              <w:start w:w="140" w:type="dxa"/>
-              <w:end w:w="140" w:type="dxa"/>
-            </w:tcMar>
-          </w:tcPr>
-          <w:p>
-            <w:r>
-              <w:t xml:space="preserve">未确认时“验证并关闭”不可用</w:t>
-            </w:r>
-          </w:p>
-        </w:tc>
-      </w:tr>
-      <w:tr>
-        <w:tc>
-          <w:tcPr>
-            <w:tcW w:w="4680" w:type="dxa"/>
-            <w:tcMar>
-              <w:top w:w="100" w:type="dxa"/>
-              <w:bottom w:w="100" w:type="dxa"/>
-              <w:start w:w="140" w:type="dxa"/>
-              <w:end w:w="140" w:type="dxa"/>
-            </w:tcMar>
-          </w:tcPr>
-          <w:p>
-            <w:r>
-              <w:t xml:space="preserve">反事实证据</w:t>
-            </w:r>
-          </w:p>
-        </w:tc>
-        <w:tc>
-          <w:tcPr>
-            <w:tcW w:w="4680" w:type="dxa"/>
-            <w:tcMar>
-              <w:top w:w="100" w:type="dxa"/>
-              <w:bottom w:w="100" w:type="dxa"/>
-              <w:start w:w="140" w:type="dxa"/>
-              <w:end w:w="140" w:type="dxa"/>
-            </w:tcMar>
-          </w:tcPr>
-          <w:p>
-            <w:r>
-              <w:t xml:space="preserve">选择动作后仍须提交实测、准则和检测签署；验收前不得关闭</w:t>
-            </w:r>
-          </w:p>
-        </w:tc>
-      </w:tr>
-      <w:tr>
-        <w:tc>
-          <w:tcPr>
-            <w:tcW w:w="4680" w:type="dxa"/>
-            <w:tcMar>
-              <w:top w:w="100" w:type="dxa"/>
-              <w:bottom w:w="100" w:type="dxa"/>
-              <w:start w:w="140" w:type="dxa"/>
-              <w:end w:w="140" w:type="dxa"/>
-            </w:tcMar>
-          </w:tcPr>
-          <w:p>
-            <w:r>
-              <w:t xml:space="preserve">权限策略</w:t>
-            </w:r>
-          </w:p>
-        </w:tc>
-        <w:tc>
-          <w:tcPr>
-            <w:tcW w:w="4680" w:type="dxa"/>
-            <w:tcMar>
-              <w:top w:w="100" w:type="dxa"/>
-              <w:bottom w:w="100" w:type="dxa"/>
-              <w:start w:w="140" w:type="dxa"/>
-              <w:end w:w="140" w:type="dxa"/>
-            </w:tcMar>
-          </w:tcPr>
-          <w:p>
-            <w:r>
-              <w:t xml:space="preserve">L0影子模式、数据过期和图谱失效均能阻断相应动作</w:t>
-            </w:r>
-          </w:p>
-        </w:tc>
-      </w:tr>
-      <w:tr>
-        <w:tc>
-          <w:tcPr>
-            <w:tcW w:w="4680" w:type="dxa"/>
-            <w:tcMar>
-              <w:top w:w="100" w:type="dxa"/>
-              <w:bottom w:w="100" w:type="dxa"/>
-              <w:start w:w="140" w:type="dxa"/>
-              <w:end w:w="140" w:type="dxa"/>
-            </w:tcMar>
-          </w:tcPr>
-          <w:p>
-            <w:r>
-              <w:t xml:space="preserve">故障恢复</w:t>
-            </w:r>
-          </w:p>
-        </w:tc>
-        <w:tc>
-          <w:tcPr>
-            <w:tcW w:w="4680" w:type="dxa"/>
-            <w:tcMar>
-              <w:top w:w="100" w:type="dxa"/>
-              <w:bottom w:w="100" w:type="dxa"/>
-              <w:start w:w="140" w:type="dxa"/>
-              <w:end w:w="140" w:type="dxa"/>
-            </w:tcMar>
-          </w:tcPr>
-          <w:p>
-            <w:r>
-              <w:t xml:space="preserve">飞书中断进入Outbox，恢复后按同一幂等键补偿且不重复建单</w:t>
-            </w:r>
-          </w:p>
-        </w:tc>
-      </w:tr>
-      <w:tr>
-        <w:tc>
-          <w:tcPr>
-            <w:tcW w:w="4680" w:type="dxa"/>
-            <w:tcMar>
-              <w:top w:w="100" w:type="dxa"/>
-              <w:bottom w:w="100" w:type="dxa"/>
-              <w:start w:w="140" w:type="dxa"/>
-              <w:end w:w="140" w:type="dxa"/>
-            </w:tcMar>
-          </w:tcPr>
-          <w:p>
-            <w:r>
-              <w:t xml:space="preserve">知识回写</w:t>
-            </w:r>
-          </w:p>
-        </w:tc>
-        <w:tc>
-          <w:tcPr>
-            <w:tcW w:w="4680" w:type="dxa"/>
-            <w:tcMar>
-              <w:top w:w="100" w:type="dxa"/>
-              <w:bottom w:w="100" w:type="dxa"/>
-              <w:start w:w="140" w:type="dxa"/>
-              <w:end w:w="140" w:type="dxa"/>
-            </w:tcMar>
-          </w:tcPr>
-          <w:p>
-            <w:r>
-              <w:t xml:space="preserve">关闭后沉淀设备—症状—根因—措施关系及适用边界</w:t>
+              <w:t xml:space="preserve">五门与闭环</w:t>
+            </w:r>
+          </w:p>
+        </w:tc>
+        <w:tc>
+          <w:tcPr>
+            <w:tcW w:w="4680" w:type="dxa"/>
+            <w:tcMar>
+              <w:top w:w="100" w:type="dxa"/>
+              <w:bottom w:w="100" w:type="dxa"/>
+              <w:start w:w="140" w:type="dxa"/>
+              <w:end w:w="140" w:type="dxa"/>
+            </w:tcMar>
+          </w:tcPr>
+          <w:p>
+            <w:r>
+              <w:t xml:space="preserve">关闭不修改前置证据；协同对象共享事件ID，中断幂等补偿；关闭后形成知识关系</w:t>
             </w:r>
           </w:p>
         </w:tc>

--- a/提交材料/05_系统运行说明与完整案例.docx
+++ b/提交材料/05_系统运行说明与完整案例.docx
@@ -193,7 +193,7 @@
         <w:keepNext/>
       </w:pPr>
       <w:r>
-        <w:t xml:space="preserve">一、案例题设</w:t>
+        <w:t xml:space="preserve">一、企业脱敏数据主案例：关闭工单为什么仍需主动管控</w:t>
       </w:r>
     </w:p>
     <w:p>
@@ -206,7 +206,46 @@
         <w:pStyle w:val="BodyText"/>
       </w:pPr>
       <w:r>
-        <w:t xml:space="preserve">总装GA-12底盘合装工位中，TQ-17智能拧紧枪在14:18至14:26连续出现M12关键螺栓扭矩偏低。实测值为86.4N·m，工艺窗口为92-108N·m，影响VIN尾号8123-8125。同期角度补偿波动扩大，但车辆尚未全部下线，现场需要判断这是单点参数波动、设备状态问题，还是需要立即控线的质量风险。</w:t>
+        <w:t xml:space="preserve">赛事数据包包含625类设备、9673台设备实例、336项设备功能、1287条故障模式和406张维修工单。知质·灵巡首先运行关系完整性审计：383张工单关联设备，71张关联故障模式，62张形成“工单—设备实例—设备类型—故障模式”且类型一致的完整链；对应覆盖率为94.33%、17.49%和15.27%。这说明多数工单能找到设备，但大量处置经验尚未成为可复用的故障知识。</w:t>
+      </w:r>
+    </w:p>
+    <w:p>
+      <w:r>
+        <w:t xml:space="preserve"/>
+      </w:r>
+    </w:p>
+    <w:p>
+      <w:pPr>
+        <w:pStyle w:val="BodyText"/>
+      </w:pPr>
+      <w:r>
+        <w:t xml:space="preserve">系统随后按“工单集中度×知识缺口×设备功能影响”排序，定位到脱敏设备`EQ-XBB841ED4011`。该设备属于安全防护设备类型`ET-X23C58B2E6F0`，累计121张工单，其中119张状态已关闭、2张待处理、120张未形成确认原因、121张处置描述缺少结构化差异、0张关联故障模式。数字员工将其标记为P2“闭而未解”知识债候选；P2为作品演示分级，生产等级需由企业风险规则标定。</w:t>
+      </w:r>
+    </w:p>
+    <w:p>
+      <w:r>
+        <w:t xml:space="preserve"/>
+      </w:r>
+    </w:p>
+    <w:p>
+      <w:pPr>
+        <w:pStyle w:val="BodyText"/>
+      </w:pPr>
+      <w:r>
+        <w:t xml:space="preserve">GraphRAG沿“审计事件—设备实例—设备类型—设备功能—同类型设备—具体维修工单—故障模式”查询。证据显示同类型设备`EQ-X97058A25213`已有29张工单，其中4张关联维护因素类故障模式，并存在清洁疏通、润滑等具体处置记录。系统据此提出两条待验证候选：工装夹持部件异常、执行部件异常。两者均具有安全影响，但数据包未记录检测方法，因此候选置信不能替代现场检查。</w:t>
+      </w:r>
+    </w:p>
+    <w:p>
+      <w:r>
+        <w:t xml:space="preserve"/>
+      </w:r>
+    </w:p>
+    <w:p>
+      <w:pPr>
+        <w:pStyle w:val="BodyText"/>
+      </w:pPr>
+      <w:r>
+        <w:t xml:space="preserve">数字员工生成六个飞书协同对象：知识债事件、诊断任务、现场检查记录、复机确认、标准变更审批和设备平台回写回执。设备工程师检查清洁/堵塞、润滑、执行部件和工装夹持状态；质量/工艺岗位判断是否影响产品与是否允许复机；设备管理人员确认故障模式；知识管理员审批点检/保养标准变更。只有审批和回读核对完成，关系才写入企业现有设备平台与知识底座。该案例演示数字员工如何从存量数据主动发现隐性风险并转化为受控行动。</w:t>
       </w:r>
     </w:p>
     <w:p>
@@ -220,124 +259,20 @@
         <w:keepNext/>
       </w:pPr>
       <w:r>
-        <w:t xml:space="preserve">二、数字员工处置过程</w:t>
-      </w:r>
-    </w:p>
-    <w:p>
-      <w:r>
-        <w:t xml:space="preserve"/>
-      </w:r>
-    </w:p>
-    <w:p>
-      <w:pPr>
-        <w:pStyle w:val="ListParagraph"/>
-      </w:pPr>
-      <w:r>
-        <w:t xml:space="preserve">1. 主动捕捉：知质·灵巡从参数流中发现扭矩越界，并识别同一设备、同一工位、同一紧固点连续3辆车重复出现，优先级高于单点报警。</w:t>
-      </w:r>
-    </w:p>
-    <w:p>
-      <w:r>
-        <w:t xml:space="preserve"/>
-      </w:r>
-    </w:p>
-    <w:p>
-      <w:pPr>
-        <w:pStyle w:val="ListParagraph"/>
-      </w:pPr>
-      <w:r>
-        <w:t xml:space="preserve">2. 影响圈定：系统读取MES过站和设备时间窗，锁定VIN尾号8123-8125，并向上一次合格校验后的车辆扩展核查，形成车辆级风险清单。</w:t>
-      </w:r>
-    </w:p>
-    <w:p>
-      <w:r>
-        <w:t xml:space="preserve"/>
-      </w:r>
-    </w:p>
-    <w:p>
-      <w:pPr>
-        <w:pStyle w:val="ListParagraph"/>
-      </w:pPr>
-      <w:r>
-        <w:t xml:space="preserve">3. 图谱检索：系统沿“总装一线-底盘合装-TQ-17-拧紧参数-预紧力风险-FMEA条目-历史案例C-009”路径检索，获取套筒磨损、校准偏移、角度补偿波动和复检规范。</w:t>
-      </w:r>
-    </w:p>
-    <w:p>
-      <w:r>
-        <w:t xml:space="preserve"/>
-      </w:r>
-    </w:p>
-    <w:p>
-      <w:pPr>
-        <w:pStyle w:val="ListParagraph"/>
-      </w:pPr>
-      <w:r>
-        <w:t xml:space="preserve">4. 根因推理：EWMA在14:08先识别均值弱漂移，CUSUM、连续VIN和FMEA关系于14:16形成4/4共识，比下游路试或抽检理论显性点前置22分钟。关系图机制原型沿事件—工位—设备—参数—质量特性—历史案例路径输出来源轨迹，再形成Top-3假设。H1/H2/H3为稳定身份，Rank表示当前排序，Top-1仍绑定反证动作，不作为未经验证的事实。</w:t>
-      </w:r>
-    </w:p>
-    <w:p>
-      <w:r>
-        <w:t xml:space="preserve"/>
-      </w:r>
-    </w:p>
-    <w:p>
-      <w:pPr>
-        <w:pStyle w:val="ListParagraph"/>
-      </w:pPr>
-      <w:r>
-        <w:t xml:space="preserve">5. 风险分级：如果只看单次数值越界，可归为P2；但该事件涉及关键安全连接件、连续车辆复现、角度补偿同步波动和历史案例匹配，因此升级为P1。</w:t>
-      </w:r>
-    </w:p>
-    <w:p>
-      <w:r>
-        <w:t xml:space="preserve"/>
-      </w:r>
-    </w:p>
-    <w:p>
-      <w:pPr>
-        <w:pStyle w:val="ListParagraph"/>
-      </w:pPr>
-      <w:r>
-        <w:t xml:space="preserve">6. 反事实验证：执行“更换套筒+标准件复校”，在脱敏签署流程中提交标准件扭矩、角度残差、量具校准状态和仿真岗位。实测99.1N·m且残差回到基线后，Top-3由86%/57%/34%更新为93%/31%/14%；该结果增强设备侧原因，但不能代替生产身份回读和影响VIN复检。</w:t>
-      </w:r>
-    </w:p>
-    <w:p>
-      <w:r>
-        <w:t xml:space="preserve"/>
-      </w:r>
-    </w:p>
-    <w:p>
-      <w:pPr>
-        <w:pStyle w:val="ListParagraph"/>
-      </w:pPr>
-      <w:r>
-        <w:t xml:space="preserve">7. 协同执行：系统写入飞书多维表格，生成质量工程师、检测人员、设备工程师、班组长和质量知识管理员任务；质量工程师确认风险受理，检测人员签署实测，质量负责人审核关闭依据。</w:t>
-      </w:r>
-    </w:p>
-    <w:p>
-      <w:r>
-        <w:t xml:space="preserve"/>
-      </w:r>
-    </w:p>
-    <w:p>
-      <w:pPr>
-        <w:pStyle w:val="ListParagraph"/>
-      </w:pPr>
-      <w:r>
-        <w:t xml:space="preserve">8. 关闭校验：源数据完整、影响范围锁定、物理复检通过、质量负责人确认、任务与知识回写五项分别保存证据状态。用户先执行“验收任务与回写”，关闭动作只读取状态，不会把未完成项反向置为通过。P1任何一项缺失均不得关闭。</w:t>
-      </w:r>
-    </w:p>
-    <w:p>
-      <w:r>
-        <w:t xml:space="preserve"/>
-      </w:r>
-    </w:p>
-    <w:p>
-      <w:pPr>
-        <w:pStyle w:val="ListParagraph"/>
-      </w:pPr>
-      <w:r>
-        <w:t xml:space="preserve">9. 知识回写：系统生成“扭矩偏低-角度补偿波动-套筒磨损/校准漂移-复检与校准措施”的PFMEA和控制计划变更草案，由授权岗位审核后发布。</w:t>
+        <w:t xml:space="preserve">二、实时风险仿真案例题设</w:t>
+      </w:r>
+    </w:p>
+    <w:p>
+      <w:r>
+        <w:t xml:space="preserve"/>
+      </w:r>
+    </w:p>
+    <w:p>
+      <w:pPr>
+        <w:pStyle w:val="BodyText"/>
+      </w:pPr>
+      <w:r>
+        <w:t xml:space="preserve">工程仿真假设总装GA-12底盘合装工位的TQ-17智能拧紧枪在14:18至14:26连续出现M12关键螺栓扭矩偏低。仿真观测值为86.4N·m，设定工艺窗口为92-108N·m，影响VIN尾号8123-8125。该数值用于验证时序与闭环机制，不代表企业真实工艺参数。</w:t>
       </w:r>
     </w:p>
     <w:p>
@@ -351,7 +286,138 @@
         <w:keepNext/>
       </w:pPr>
       <w:r>
-        <w:t xml:space="preserve">三、输出结果</w:t>
+        <w:t xml:space="preserve">三、数字员工处置过程</w:t>
+      </w:r>
+    </w:p>
+    <w:p>
+      <w:r>
+        <w:t xml:space="preserve"/>
+      </w:r>
+    </w:p>
+    <w:p>
+      <w:pPr>
+        <w:pStyle w:val="ListParagraph"/>
+      </w:pPr>
+      <w:r>
+        <w:t xml:space="preserve">1. 主动捕捉：知质·灵巡从参数流中发现扭矩越界，并识别同一设备、同一工位、同一紧固点连续3辆车重复出现，优先级高于单点报警。</w:t>
+      </w:r>
+    </w:p>
+    <w:p>
+      <w:r>
+        <w:t xml:space="preserve"/>
+      </w:r>
+    </w:p>
+    <w:p>
+      <w:pPr>
+        <w:pStyle w:val="ListParagraph"/>
+      </w:pPr>
+      <w:r>
+        <w:t xml:space="preserve">2. 影响圈定：系统读取MES过站和设备时间窗，锁定VIN尾号8123-8125，并向上一次合格校验后的车辆扩展核查，形成车辆级风险清单。</w:t>
+      </w:r>
+    </w:p>
+    <w:p>
+      <w:r>
+        <w:t xml:space="preserve"/>
+      </w:r>
+    </w:p>
+    <w:p>
+      <w:pPr>
+        <w:pStyle w:val="ListParagraph"/>
+      </w:pPr>
+      <w:r>
+        <w:t xml:space="preserve">3. 图谱检索：系统沿“总装一线-底盘合装-TQ-17-拧紧参数-预紧力风险-FMEA条目-历史案例C-009”路径检索，获取套筒磨损、校准偏移、角度补偿波动和复检规范。</w:t>
+      </w:r>
+    </w:p>
+    <w:p>
+      <w:r>
+        <w:t xml:space="preserve"/>
+      </w:r>
+    </w:p>
+    <w:p>
+      <w:pPr>
+        <w:pStyle w:val="ListParagraph"/>
+      </w:pPr>
+      <w:r>
+        <w:t xml:space="preserve">4. 根因推理：EWMA在14:08先识别均值弱漂移，CUSUM、连续VIN和FMEA关系于14:16形成4/4共识，比下游路试或抽检理论显性点前置22分钟。关系图机制原型沿事件—工位—设备—参数—质量特性—历史案例路径输出来源轨迹，再形成Top-3假设。H1/H2/H3为稳定身份，Rank表示当前排序，Top-1仍绑定反证动作，不作为未经验证的事实。</w:t>
+      </w:r>
+    </w:p>
+    <w:p>
+      <w:r>
+        <w:t xml:space="preserve"/>
+      </w:r>
+    </w:p>
+    <w:p>
+      <w:pPr>
+        <w:pStyle w:val="ListParagraph"/>
+      </w:pPr>
+      <w:r>
+        <w:t xml:space="preserve">5. 风险分级：如果只看单次数值越界，可归为P2；但该事件涉及关键安全连接件、连续车辆复现、角度补偿同步波动和历史案例匹配，因此升级为P1。</w:t>
+      </w:r>
+    </w:p>
+    <w:p>
+      <w:r>
+        <w:t xml:space="preserve"/>
+      </w:r>
+    </w:p>
+    <w:p>
+      <w:pPr>
+        <w:pStyle w:val="ListParagraph"/>
+      </w:pPr>
+      <w:r>
+        <w:t xml:space="preserve">6. 反事实验证：执行“更换套筒+标准件复校”，在脱敏签署流程中提交标准件扭矩、角度残差、量具校准状态和仿真岗位。仿真观测值99.1N·m且残差回到基线后，Top-3由86%/57%/34%更新为93%/31%/14%；该结果仅验证后验更新机制，不能代替生产身份回读和影响VIN复检。</w:t>
+      </w:r>
+    </w:p>
+    <w:p>
+      <w:r>
+        <w:t xml:space="preserve"/>
+      </w:r>
+    </w:p>
+    <w:p>
+      <w:pPr>
+        <w:pStyle w:val="ListParagraph"/>
+      </w:pPr>
+      <w:r>
+        <w:t xml:space="preserve">7. 协同执行：系统写入飞书多维表格，生成质量工程师、检测人员、设备工程师、班组长和质量知识管理员任务；质量工程师确认风险受理，检测人员签署实测，质量负责人审核关闭依据。</w:t>
+      </w:r>
+    </w:p>
+    <w:p>
+      <w:r>
+        <w:t xml:space="preserve"/>
+      </w:r>
+    </w:p>
+    <w:p>
+      <w:pPr>
+        <w:pStyle w:val="ListParagraph"/>
+      </w:pPr>
+      <w:r>
+        <w:t xml:space="preserve">8. 关闭校验：源数据完整、影响范围锁定、物理复检通过、质量负责人确认、任务完成与知识变更草案入审五项分别保存证据状态。用户先验收任务与草案，关闭动作只读取状态，不会把未完成项反向置为通过。标准审批、主平台回写和有效性观察由独立知识债事件继续跟踪。</w:t>
+      </w:r>
+    </w:p>
+    <w:p>
+      <w:r>
+        <w:t xml:space="preserve"/>
+      </w:r>
+    </w:p>
+    <w:p>
+      <w:pPr>
+        <w:pStyle w:val="ListParagraph"/>
+      </w:pPr>
+      <w:r>
+        <w:t xml:space="preserve">9. 知识回写：系统生成“扭矩偏低-角度补偿波动-套筒磨损/校准漂移-复检与校准措施”的PFMEA和控制计划变更草案，由授权岗位审核后发布。</w:t>
+      </w:r>
+    </w:p>
+    <w:p>
+      <w:r>
+        <w:t xml:space="preserve"/>
+      </w:r>
+    </w:p>
+    <w:p>
+      <w:pPr>
+        <w:pStyle w:val="Heading1"/>
+        <w:keepNext/>
+      </w:pPr>
+      <w:r>
+        <w:t xml:space="preserve">四、输出结果</w:t>
       </w:r>
     </w:p>
     <w:p>
@@ -467,7 +533,7 @@
         <w:keepNext/>
       </w:pPr>
       <w:r>
-        <w:t xml:space="preserve">四、案例价值</w:t>
+        <w:t xml:space="preserve">五、案例价值</w:t>
       </w:r>
     </w:p>
     <w:p>
@@ -494,7 +560,7 @@
         <w:keepNext/>
       </w:pPr>
       <w:r>
-        <w:t xml:space="preserve">五、端到端系统执行记录</w:t>
+        <w:t xml:space="preserve">六、端到端系统执行记录</w:t>
       </w:r>
     </w:p>
     <w:p>
@@ -521,7 +587,7 @@
         <w:keepNext/>
       </w:pPr>
       <w:r>
-        <w:t xml:space="preserve">六、异常分支与恢复</w:t>
+        <w:t xml:space="preserve">七、异常分支与恢复</w:t>
       </w:r>
     </w:p>
     <w:p>
@@ -548,7 +614,7 @@
         <w:keepNext/>
       </w:pPr>
       <w:r>
-        <w:t xml:space="preserve">七、案例验收点</w:t>
+        <w:t xml:space="preserve">八、案例验收点</w:t>
       </w:r>
     </w:p>
     <w:p>

--- a/提交材料/05_系统运行说明与完整案例.docx
+++ b/提交材料/05_系统运行说明与完整案例.docx
@@ -245,7 +245,7 @@
         <w:pStyle w:val="BodyText"/>
       </w:pPr>
       <w:r>
-        <w:t xml:space="preserve">数字员工生成六个飞书协同对象：知识债事件、诊断任务、现场检查记录、复机确认、标准变更审批和设备平台回写回执。设备工程师检查清洁/堵塞、润滑、执行部件和工装夹持状态；质量/工艺岗位判断是否影响产品与是否允许复机；设备管理人员确认故障模式；知识管理员审批点检/保养标准变更。只有审批和回读核对完成，关系才写入企业现有设备平台与知识底座。该案例演示数字员工如何从存量数据主动发现隐性风险并转化为受控行动。</w:t>
+        <w:t xml:space="preserve">企业主案例由数字员工形成六类飞书协同对象草案与协同轨迹：知识债事件、诊断任务、现场检查记录、复机确认、标准变更审批和平台回写审计回执。设备工程师检查清洁/堵塞、润滑、执行部件和工装夹持状态；质量/工艺岗位判断是否影响产品与是否允许复机；设备管理人员确认故障模式；知识管理员审批点检/保养标准变更。当前企业主案例验证主动审计与任务编排逻辑，在线Base写入回读核验对应总装仿真事件；只有生产部署完成审批和回读核对后，关系才写入企业现有设备平台与知识底座。该案例演示数字员工如何从存量数据主动发现隐性风险并转化为受控行动。</w:t>
       </w:r>
     </w:p>
     <w:p>

--- a/提交材料/05_系统运行说明与完整案例.docx
+++ b/提交材料/05_系统运行说明与完整案例.docx
@@ -860,6 +860,46 @@
       </w:pPr>
       <w:r>
         <w:t xml:space="preserve"/>
+      </w:r>
+    </w:p>
+    <w:p>
+      <w:r>
+        <w:t xml:space="preserve"/>
+      </w:r>
+    </w:p>
+    <w:p>
+      <w:pPr>
+        <w:pStyle w:val="Heading1"/>
+        <w:keepNext/>
+      </w:pPr>
+      <w:r>
+        <w:t xml:space="preserve">九、现场导师流程映射</w:t>
+      </w:r>
+    </w:p>
+    <w:p>
+      <w:r>
+        <w:t xml:space="preserve"/>
+      </w:r>
+    </w:p>
+    <w:p>
+      <w:pPr>
+        <w:pStyle w:val="BodyText"/>
+      </w:pPr>
+      <w:r>
+        <w:t xml:space="preserve">本案例不把“生成受控行动”作为终点。针对导师补充的现场流程，页面和事件记录继续按以下顺序推进：异常发现、信息确认、工单发起、任务分派、现场排查、原因判断、维修处置、运行确认、恢复生产、知识沉淀、检查标准审视和有效性观察。企业案例中的后五步为脱敏流程仿真，页面明确显示“现场处置已验证关闭”和“知识标准变更草案待审批”两个不同状态。</w:t>
+      </w:r>
+    </w:p>
+    <w:p>
+      <w:r>
+        <w:t xml:space="preserve"/>
+      </w:r>
+    </w:p>
+    <w:p>
+      <w:pPr>
+        <w:pStyle w:val="BodyText"/>
+      </w:pPr>
+      <w:r>
+        <w:t xml:space="preserve">现场检查记录至少包含检查项结论、实测值与单位、量具编号及校准状态、检测岗位、附件和签署时间；复机记录至少包含功能测试、稳定运行窗口、首件结果、放行范围和质量负责人授权。任何一项缺失，事件保持隔离或转人工，不由模型自动补齐。标准变更记录保留旧版本、新版本、变更原因、审批号、生效时间和观察窗，观察期结束后才评价知识债是否真正消除。</w:t>
       </w:r>
     </w:p>
     <w:sectPr>
